--- a/docs/labs/Lab11-human-eeg/Lab11.docx
+++ b/docs/labs/Lab11-human-eeg/Lab11.docx
@@ -23,7 +23,7 @@
         <w:pStyle w:val="Date"/>
       </w:pPr>
       <w:r>
-        <w:t xml:space="preserve">2024-11-14</w:t>
+        <w:t xml:space="preserve">2025-11-18</w:t>
       </w:r>
     </w:p>
     <w:sdt>
@@ -191,6 +191,30 @@
               <w:bottom w:w="108" w:type="dxa"/>
             </w:tcMar>
           </w:tcPr>
+          <w:p>
+            <w:pPr>
+              <w:pStyle w:val="Compact"/>
+              <w:numPr>
+                <w:ilvl w:val="0"/>
+                <w:numId w:val="1002"/>
+              </w:numPr>
+            </w:pPr>
+            <w:r>
+              <w:t xml:space="preserve">Tuesday Lab will perform this experiment on 11/25/25 due to the Veterans Day Holiday</w:t>
+            </w:r>
+          </w:p>
+          <w:p>
+            <w:pPr>
+              <w:pStyle w:val="Compact"/>
+              <w:numPr>
+                <w:ilvl w:val="0"/>
+                <w:numId w:val="1002"/>
+              </w:numPr>
+            </w:pPr>
+            <w:r>
+              <w:t xml:space="preserve">Wednesday Lab will perform this experiment on 11/19/25</w:t>
+            </w:r>
+          </w:p>
           <w:p>
             <w:pPr>
               <w:pStyle w:val="Compact"/>

--- a/docs/labs/Lab11-human-eeg/Lab11.docx
+++ b/docs/labs/Lab11-human-eeg/Lab11.docx
@@ -852,7 +852,7 @@
               <w:pStyle w:val="ImageCaption"/>
             </w:pPr>
             <w:r>
-              <w:t xml:space="preserve">Figure 1: The human cerebrum, annotated with functional regions (lobes). Bectorized by</w:t>
+              <w:t xml:space="preserve">Figure 1: The human cerebrum, annotated with functional regions (lobes). Vectorized by</w:t>
             </w:r>
             <w:r>
               <w:t xml:space="preserve"> </w:t>
